--- a/docs/Jaunpur_Footwear_Roadmap.docx
+++ b/docs/Jaunpur_Footwear_Roadmap.docx
@@ -31,7 +31,7 @@
         <w:pStyle w:val="Normal"/>
       </w:pPr>
       <w:r>
-        <w:t xml:space="preserve">Prepared 7 October 2026 · Repository review · Branch: sartaj</w:t>
+        <w:t xml:space="preserve">Prepared 8 October 2026 · Repository review · Branch: sartaj</w:t>
       </w:r>
     </w:p>
     <w:p>
@@ -47,7 +47,7 @@
         <w:pStyle w:val="Normal"/>
       </w:pPr>
       <w:r>
-        <w:t xml:space="preserve">These are recommendations, not claims about current implementation. Priorities reflect Jaunpur pilot risk first, then seller/customer growth and portfolio value. Ship a narrow, verifiable slice of each feature and keep it in a separate feature-focused commit.</w:t>
+        <w:t xml:space="preserve">The first feature is now implemented in the repository; the other entries remain recommendations. Priorities reflect Jaunpur pilot risk first, then seller/customer growth and portfolio value. Ship a narrow, verifiable slice of each feature and keep it in a separate feature-focused commit.</w:t>
       </w:r>
     </w:p>
     <w:p>
@@ -63,23 +63,23 @@
         <w:pStyle w:val="Heading2"/>
       </w:pPr>
       <w:r>
-        <w:t xml:space="preserve">P0 · Inventory reservation expiry</w:t>
-      </w:r>
-    </w:p>
-    <w:p>
-      <w:pPr>
-        <w:pStyle w:val="Normal"/>
-      </w:pPr>
-      <w:r>
-        <w:t xml:space="preserve">Build: Expire abandoned checkout/channel reservations safely and use database transactions/locking for concurrent buyers.</w:t>
-      </w:r>
-    </w:p>
-    <w:p>
-      <w:pPr>
-        <w:pStyle w:val="Normal"/>
-      </w:pPr>
-      <w:r>
-        <w:t xml:space="preserve">Done when: Two simultaneous checkouts cannot oversell a size/color variant; expired reservations release stock with an audit record.</w:t>
+        <w:t xml:space="preserve">Implemented · Inventory reservation expiry</w:t>
+      </w:r>
+    </w:p>
+    <w:p>
+      <w:pPr>
+        <w:pStyle w:val="Normal"/>
+      </w:pPr>
+      <w:r>
+        <w:t xml:space="preserve">Implemented: Razorpay checkout reserves stock for a configurable 15-minute window; Celery Beat cancels expired unpaid orders, closes active payment attempts, restores stock once, and records a cancellation event.</w:t>
+      </w:r>
+    </w:p>
+    <w:p>
+      <w:pPr>
+        <w:pStyle w:val="Normal"/>
+      </w:pPr>
+      <w:r>
+        <w:t xml:space="preserve">Status: Checkout uses database row locks, and expiry rechecks the order/payment state while locked so a concurrent payment callback is not cancelled twice.</w:t>
       </w:r>
     </w:p>
     <w:p>
@@ -486,7 +486,7 @@
               <w:pStyle w:val="TableText"/>
             </w:pPr>
             <w:r>
-              <w:t xml:space="preserve">1. Inventory reservation expiry · 2. Cancellation/refund lifecycle · 3. Production alerting/restore</w:t>
+              <w:t xml:space="preserve">Completed: inventory reservation expiry · Next: cancellation/refund lifecycle · Production alerting/restore</w:t>
             </w:r>
           </w:p>
         </w:tc>
